--- a/courts/first-circuit/puerto-rico/state/court-of-appeals/amicus-brief/usage/OUTPUT-amicus-brief.docx
+++ b/courts/first-circuit/puerto-rico/state/court-of-appeals/amicus-brief/usage/OUTPUT-amicus-brief.docx
@@ -6487,6 +6487,7 @@
     <w:unhideWhenUsed/>
     <w:qFormat/>
     <w:pPr>
+      <w:keepLines/>
       <w:spacing w:before="0" w:after="140" w:line="276" w:lineRule="exact"/>
     </w:pPr>
     <w:rPr>

--- a/courts/first-circuit/puerto-rico/state/court-of-appeals/amicus-brief/usage/OUTPUT-amicus-brief.docx
+++ b/courts/first-circuit/puerto-rico/state/court-of-appeals/amicus-brief/usage/OUTPUT-amicus-brief.docx
@@ -3130,19 +3130,7 @@
         <w:t xml:space="preserve">“Freedom of Information Act”</w:t>
       </w:r>
       <w:r>
-        <w:t xml:space="preserve">, incluye excepciones a la divulgación pública de información confidencial obtenida en el curso de los exámenes (véase 5 U.S.C. § 552 (b) (4) y § 552 (b) (8)), al igual que para los procesos y las técnicas utilizadas en el curso de esas investigaciones y exámenes. Véase 5 U.S.C. § 552 (b) (5); U.S.C. § 552 (b) (7). Bajo sus propias leyes, muchos estados también exceptúan la divulgación de información confidencial obtenida en los exámenes (véase, por ejemplo, NC Gen. Stat. § 132</w:t>
-      </w:r>
-      <w:r>
-        <w:noBreakHyphen/>
-      </w:r>
-      <w:r>
-        <w:t xml:space="preserve">1.2 (c) (1); Del. Code. Ann. tit 29 § 10002 (l) (3); 5 ILCS 140/7 (1) (g); véase también la Ley Uniforme de Valores de 2002 § 607 (b) (1)) y de las técnicas o procesos de investigación o examen. Véase, por ejemplo, Alaska Stat. § 40.25.120 (a) (6), D.C. Stat. § 2</w:t>
-      </w:r>
-      <w:r>
-        <w:noBreakHyphen/>
-      </w:r>
-      <w:r>
-        <w:t xml:space="preserve">534 (a) (3) (E); 5 Ill. Comp. Stat. 140/7 (d) (v), 140/7 (f). Aunque otras jurisdicciones, incluyendo Puerto Rico, pueden tomar un enfoque diferente sobre el acceso, si alguno, que es permitido en cuanto a la referida información, es una política conocida, bien razonada y ampliamente aceptada la de excluir de divulgación el tipo de información que se busca obtener en el caso de epígrafe.</w:t>
+        <w:t xml:space="preserve">, incluye excepciones a la divulgación pública de información confidencial obtenida en el curso de los exámenes (véase 5 U.S.C. § 552 (b) (4) y § 552 (b) (8)), al igual que para los procesos y las técnicas utilizadas en el curso de esas investigaciones y exámenes. Véase 5 U.S.C. § 552 (b) (5); U.S.C. § 552 (b) (7). Bajo sus propias leyes, muchos estados también exceptúan la divulgación de información confidencial obtenida en los exámenes (véase, por ejemplo, NC Gen. Stat. § 132-⁠1.2 (c) (1); Del. Code. Ann. tit 29 § 10002 (l) (3); 5 ILCS 140/7 (1) (g); véase también la Ley Uniforme de Valores de 2002 § 607 (b) (1)) y de las técnicas o procesos de investigación o examen. Véase, por ejemplo, Alaska Stat. § 40.25.120 (a) (6), D.C. Stat. § 2-⁠534 (a) (3) (E); 5 Ill. Comp. Stat. 140/7 (d) (v), 140/7 (f). Aunque otras jurisdicciones, incluyendo Puerto Rico, pueden tomar un enfoque diferente sobre el acceso, si alguno, que es permitido en cuanto a la referida información, es una política conocida, bien razonada y ampliamente aceptada la de excluir de divulgación el tipo de información que se busca obtener en el caso de epígrafe.</w:t>
       </w:r>
     </w:p>
     <w:p>
@@ -6738,6 +6726,33 @@
     <w:pPr>
       <w:spacing w:before="0" w:after="0" w:line="276" w:lineRule="exact"/>
       <w:ind w:left="2160" w:hanging="720"/>
+    </w:pPr>
+  </w:style>
+  <w:style w:type="paragraph" w:customStyle="1" w:styleId="XdQuoteList1">
+    <w:name w:val="Xd Quote List 1"/>
+    <w:basedOn w:val="Normal"/>
+    <w:qFormat/>
+    <w:pPr>
+      <w:spacing w:before="0" w:after="0" w:line="276" w:lineRule="exact"/>
+      <w:ind w:left="1440" w:right="720" w:hanging="720"/>
+    </w:pPr>
+  </w:style>
+  <w:style w:type="paragraph" w:customStyle="1" w:styleId="XdQuoteList2">
+    <w:name w:val="Xd Quote List 2"/>
+    <w:basedOn w:val="Normal"/>
+    <w:qFormat/>
+    <w:pPr>
+      <w:spacing w:before="0" w:after="0" w:line="276" w:lineRule="exact"/>
+      <w:ind w:left="2160" w:right="720" w:hanging="720"/>
+    </w:pPr>
+  </w:style>
+  <w:style w:type="paragraph" w:customStyle="1" w:styleId="XdQuoteList3">
+    <w:name w:val="Xd Quote List 3"/>
+    <w:basedOn w:val="Normal"/>
+    <w:qFormat/>
+    <w:pPr>
+      <w:spacing w:before="0" w:after="0" w:line="276" w:lineRule="exact"/>
+      <w:ind w:left="2880" w:right="720" w:hanging="720"/>
     </w:pPr>
   </w:style>
   <w:style w:type="paragraph" w:customStyle="1" w:styleId="XdQuoteOnly">

--- a/courts/first-circuit/puerto-rico/state/court-of-appeals/amicus-brief/usage/OUTPUT-amicus-brief.docx
+++ b/courts/first-circuit/puerto-rico/state/court-of-appeals/amicus-brief/usage/OUTPUT-amicus-brief.docx
@@ -732,9 +732,7 @@
               <w:t xml:space="preserve"> </w:t>
             </w:r>
             <w:r>
-              <w:t xml:space="preserve">KLAN2015</w:t>
-              <w:noBreakHyphen/>
-              <w:t xml:space="preserve">00877</w:t>
+              <w:t xml:space="preserve">KLAN2015-⁠00877</w:t>
             </w:r>
           </w:p>
           <w:p>
@@ -744,9 +742,7 @@
               <w:jc w:val="left"/>
             </w:pPr>
             <w:r>
-              <w:t xml:space="preserve">KLAN2015</w:t>
-              <w:noBreakHyphen/>
-              <w:t xml:space="preserve">00881</w:t>
+              <w:t xml:space="preserve">KLAN2015-⁠00881</w:t>
             </w:r>
           </w:p>
           <w:p>
@@ -756,9 +752,7 @@
               <w:jc w:val="left"/>
             </w:pPr>
             <w:r>
-              <w:t xml:space="preserve">KLAN2015</w:t>
-              <w:noBreakHyphen/>
-              <w:t xml:space="preserve">00962</w:t>
+              <w:t xml:space="preserve">KLAN2015-⁠00962</w:t>
             </w:r>
           </w:p>
           <w:p>
@@ -1146,9 +1140,7 @@
               <w:t xml:space="preserve"> </w:t>
             </w:r>
             <w:r>
-              <w:t xml:space="preserve">00968</w:t>
-              <w:noBreakHyphen/>
-              <w:t xml:space="preserve">8064</w:t>
+              <w:t xml:space="preserve">00968-⁠8064</w:t>
             </w:r>
           </w:p>
           <w:p>
@@ -1170,9 +1162,7 @@
               <w:t xml:space="preserve"> </w:t>
             </w:r>
             <w:r>
-              <w:t xml:space="preserve">273</w:t>
-              <w:noBreakHyphen/>
-              <w:t xml:space="preserve">8300;</w:t>
+              <w:t xml:space="preserve">273-⁠8300;</w:t>
             </w:r>
             <w:r>
               <w:t xml:space="preserve"> </w:t>
@@ -1190,9 +1180,7 @@
               <w:t xml:space="preserve"> </w:t>
             </w:r>
             <w:r>
-              <w:t xml:space="preserve">273</w:t>
-              <w:noBreakHyphen/>
-              <w:t xml:space="preserve">8371</w:t>
+              <w:t xml:space="preserve">273-⁠8371</w:t>
             </w:r>
           </w:p>
         </w:tc>
@@ -1232,9 +1220,7 @@
               <w:jc w:val="left"/>
             </w:pPr>
             <w:r>
-              <w:t xml:space="preserve">TS</w:t>
-              <w:noBreakHyphen/>
-              <w:t xml:space="preserve">12952</w:t>
+              <w:t xml:space="preserve">TS-⁠12952</w:t>
             </w:r>
           </w:p>
           <w:p>
@@ -1314,9 +1300,7 @@
               <w:jc w:val="left"/>
             </w:pPr>
             <w:r>
-              <w:t xml:space="preserve">TS</w:t>
-              <w:noBreakHyphen/>
-              <w:t xml:space="preserve">19689</w:t>
+              <w:t xml:space="preserve">TS-⁠19689</w:t>
             </w:r>
           </w:p>
           <w:p>
@@ -3420,13 +3404,7 @@
         <w:pStyle w:val="BodyText"/>
       </w:pPr>
       <w:r>
-        <w:t xml:space="preserve">La OCIF, al igual que los demás miembros de NASAA, está encargada de regular la industria de valores y de la protección de los inversionistas, en su jurisdicción. La OCIF regula la industria de valores en Puerto Rico y protege a los inversionistas puertorriqueños. 10 L.P.R.A. §§851</w:t>
-      </w:r>
-      <w:r>
-        <w:noBreakHyphen/>
-      </w:r>
-      <w:r>
-        <w:t xml:space="preserve">853. Esta misión de protección al inversionista se logra mediante varias maneras, incluyendo: expedir licencias a profesionales y firmas de valores, registrar y calificar determinadas ofertas de valores y, lo más importante, examinar las empresas, investigar y hacer cumplir las disposiciones antifraude contenidas en las leyes de valores.</w:t>
+        <w:t xml:space="preserve">La OCIF, al igual que los demás miembros de NASAA, está encargada de regular la industria de valores y de la protección de los inversionistas, en su jurisdicción. La OCIF regula la industria de valores en Puerto Rico y protege a los inversionistas puertorriqueños. 10 L.P.R.A. §§851-⁠853. Esta misión de protección al inversionista se logra mediante varias maneras, incluyendo: expedir licencias a profesionales y firmas de valores, registrar y calificar determinadas ofertas de valores y, lo más importante, examinar las empresas, investigar y hacer cumplir las disposiciones antifraude contenidas en las leyes de valores.</w:t>
       </w:r>
     </w:p>
     <w:p>
@@ -4918,9 +4896,7 @@
                     <w:t xml:space="preserve"> </w:t>
                   </w:r>
                   <w:r>
-                    <w:t xml:space="preserve">273</w:t>
-                    <w:noBreakHyphen/>
-                    <w:t xml:space="preserve">8300;</w:t>
+                    <w:t xml:space="preserve">273-⁠8300;</w:t>
                   </w:r>
                   <w:r>
                     <w:t xml:space="preserve"> </w:t>
@@ -4938,9 +4914,7 @@
                     <w:t xml:space="preserve"> </w:t>
                   </w:r>
                   <w:r>
-                    <w:t xml:space="preserve">273</w:t>
-                    <w:noBreakHyphen/>
-                    <w:t xml:space="preserve">8379</w:t>
+                    <w:t xml:space="preserve">273-⁠8379</w:t>
                   </w:r>
                 </w:p>
               </w:tc>
@@ -4980,9 +4954,7 @@
                     <w:jc w:val="left"/>
                   </w:pPr>
                   <w:r>
-                    <w:t xml:space="preserve">TS</w:t>
-                    <w:noBreakHyphen/>
-                    <w:t xml:space="preserve">12952</w:t>
+                    <w:t xml:space="preserve">TS-⁠12952</w:t>
                   </w:r>
                 </w:p>
                 <w:p>
@@ -5062,9 +5034,7 @@
                     <w:jc w:val="left"/>
                   </w:pPr>
                   <w:r>
-                    <w:t xml:space="preserve">TS</w:t>
-                    <w:noBreakHyphen/>
-                    <w:t xml:space="preserve">19689</w:t>
+                    <w:t xml:space="preserve">TS-⁠19689</w:t>
                   </w:r>
                 </w:p>
                 <w:p>
@@ -6476,7 +6446,7 @@
     <w:qFormat/>
     <w:pPr>
       <w:keepLines/>
-      <w:spacing w:before="0" w:after="140" w:line="276" w:lineRule="exact"/>
+      <w:spacing w:before="46" w:after="140" w:line="276" w:lineRule="exact"/>
     </w:pPr>
     <w:rPr>
       <w:sz w:val="24"/>
